--- a/중국어_대화문/2부_docx/2부_03화_줄_선_사람들.docx
+++ b/중국어_대화문/2부_docx/2부_03화_줄_선_사람들.docx
@@ -963,7 +963,7 @@
         <w:t>梅若兰:</w:t>
       </w:r>
       <w:r>
-        <w:t xml:space="preserve"> (站起来，拢了拢开衫) 对。挨着贴。(走到门口，回头) 小雨，明天一早，去找那位金大爷。别去办公室，去他家门口。把你的笔记本放在包里，别拿出来，先喝他倒的茶。</w:t>
+        <w:t xml:space="preserve"> (站起来，拢了拢开衫) 对。挨着贴。(走到门口，回头) 小雨，明天一早，去找那位金大爷。别打电话，直接去他家门口。把你的笔记本放在包里，别拿出来，先喝他倒的茶。</w:t>
       </w:r>
     </w:p>
     <w:p>
@@ -1227,7 +1227,7 @@
         <w:t>邓凤芝:</w:t>
       </w:r>
       <w:r>
-        <w:t xml:space="preserve"> (从包里掏出一页纸，推到苏敏面前) 那你们先在这个上面看一遍，我们三百一十二个人，每个人都要按手印。我今晚回去，一家一家敲门。</w:t>
+        <w:t xml:space="preserve"> (从包里掏出一页纸，推到苏敏面前) 那你们先把这份看一遍。我们三百一十二个人，每个人都要按手印。我今晚回去，一家一家敲门。</w:t>
       </w:r>
     </w:p>
     <w:p>
@@ -1273,7 +1273,7 @@
         <w:t>李雨彤:</w:t>
       </w:r>
       <w:r>
-        <w:t xml:space="preserve"> 金大爷，我是昨天……前天，在明灯中心，那个……</w:t>
+        <w:t xml:space="preserve"> 金大爷，我是星期一……在明灯中心，那个……</w:t>
       </w:r>
     </w:p>
     <w:p>
@@ -1371,7 +1371,7 @@
         <w:t>金大爷:</w:t>
       </w:r>
       <w:r>
-        <w:t xml:space="preserve"> 大儿子在外面做生意，前阵子来了，说要把房子“过到他名下”，为了“方便办事”。我说我不签。他说，爸，你不签也没关系，你按个手印也行。我没按。可是上个月，我去街道办事处，说是要补办个证件，人家说，您的房子已经在您大儿子名下了，手续是您本人签字、按了手印的。</w:t>
+        <w:t xml:space="preserve"> 大儿子在外面做生意，前阵子来了，说要把房子“过到他名下”，为了“方便办事”。我说我不签。他说，爸，你不签也没关系，你按个手印也行。我没按。可是前几天，我去街道办事处，说是要补办个证件，人家说，您的房子已经在您大儿子名下了，手续是您本人签字、按了手印的。</w:t>
       </w:r>
     </w:p>
     <w:p>
@@ -1597,7 +1597,7 @@
         <w:t>杜建平:</w:t>
       </w:r>
       <w:r>
-        <w:t xml:space="preserve"> 通道的事，我昨天跟所长汇报过，所里的意思，一次八个人，楼下排，有秩序，没有堵路，我们就不管。(顿了顿) 要是楼道堵了，一次堵十分钟，我也没办法。</w:t>
+        <w:t xml:space="preserve"> 通道的事，我昨天跟所长汇报过，所里的意思，一次八个人，楼下排，有秩序，没有堵路，我们就不管。(顿了顿) 要是楼道堵了，哪怕只堵十分钟，我也没办法。</w:t>
       </w:r>
     </w:p>
     <w:p>
@@ -1657,7 +1657,7 @@
         <w:t>快递小哥:</w:t>
       </w:r>
       <w:r>
-        <w:t xml:space="preserve"> 姑娘，我先说啊，这事我估计没你们要管的……</w:t>
+        <w:t xml:space="preserve"> 姑娘，我先说啊，这事儿我估计不归你们管……</w:t>
       </w:r>
     </w:p>
     <w:p>
@@ -1789,7 +1789,7 @@
         <w:t>快递小哥:</w:t>
       </w:r>
       <w:r>
-        <w:t xml:space="preserve"> (慢慢站起来，抓了抓头发，笑了) 我跑了二十几天，你是第一个，把我话听完的。</w:t>
+        <w:t xml:space="preserve"> (慢慢站起来，抓了抓头发，笑了) 我跑了二十几天，你是第一个把我的话听完的。</w:t>
       </w:r>
     </w:p>
     <w:p>
@@ -1818,7 +1818,7 @@
     </w:p>
     <w:p>
       <w:r>
-        <w:t>(晚上八点。外面的队伍早就散了，楼下马婶收了摊。屋里的灯很亮，电暖气还没出，但窗户关着，空气里有一点潮气和茶叶的香味。长桌中间摆着一只大纸箱，是邓凤芝下午叫三轮车拉来的，上面用黑笔写着“国棉三厂 312”。苏敏、沈知远、李雨彤站在桌边，一份一份拿出里面的委托书，每一页的下面，是一个红红的、大大小小的手印。)</w:t>
+        <w:t>(晚上八点。外面的队伍早就散了，楼下马婶收了摊。屋里的灯很亮，电暖气还用不上，不过窗户关着，空气里有一点潮气和茶叶的香味。长桌中间摆着一只大纸箱，是邓凤芝下午叫三轮车拉来的，上面用黑笔写着“国棉三厂 312”。苏敏、沈知远、李雨彤站在桌边，一份一份拿出里面的委托书，每一页的下面，是一个红红的、大大小小的手印。)</w:t>
       </w:r>
     </w:p>
     <w:p>
@@ -1992,7 +1992,7 @@
     </w:p>
     <w:p>
       <w:r>
-        <w:t>(梅若兰在门口敲了敲门框，手里提着一小袋月饼，是下个星期中秋要用的。她看见桌上的纸，没说话，走过去，从包里拿出一块图钉。)</w:t>
+        <w:t>(梅若兰在门口敲了敲门框，手里提着一小袋月饼，是下个星期中秋要用的。她看见桌上的纸，没说话，走过去，从包里拿出一盒图钉。)</w:t>
       </w:r>
     </w:p>
     <w:p>
@@ -2047,7 +2047,7 @@
         <w:t>梅若兰:</w:t>
       </w:r>
       <w:r>
-        <w:t xml:space="preserve"> 红笔好。以后每个来的人，一个新手，都要先抄一遍。</w:t>
+        <w:t xml:space="preserve"> 红笔好。以后每个新来的人，都要先抄一遍。</w:t>
       </w:r>
     </w:p>
     <w:p>

--- a/중국어_대화문/2부_docx/2부_03화_줄_선_사람들.docx
+++ b/중국어_대화문/2부_docx/2부_03화_줄_선_사람들.docx
@@ -18,7 +18,7 @@
         <w:t>등장인물:</w:t>
       </w:r>
       <w:r>
-        <w:t xml:space="preserve"> 쑤민 苏敏(29세, 明灯法律援助中心 변호사) / 선즈위안 沈知远(28세, 같은 센터 변호사) / 리위퉁 李雨彤(22세, 北原政法学院 4학년, 센터 자원활동가) / 메이뤄란 梅若兰(60대 후반, 퇴직한 律师协会 서기, 센터 고문 격) / 거창린 葛长林(72세, 시계 수리공, 센터 앞 좌판) / 두젠핑 杜建平(44세, 槐荫派出所 社区民警) / 마 아주머니 马婶(油条 노점 주인) / 덩펑즈 邓凤芝(48세, 国棉三厂 여공 대표) / 금 노인 金大爷(71세, 퇴직 시내버스 정비공) / 여공 대표 두 명 女工甲·女工乙 / 젊은 택배기사 快递小哥(24세)</w:t>
+        <w:t xml:space="preserve"> 쑤민 苏敏(30세, 明灯法律援助中心 변호사) / 선즈위안 沈知远(29세, 같은 센터 변호사) / 리위퉁 李雨彤(22세, 北原政法学院 4학년, 센터 자원활동가) / 메이뤄란 梅若兰(60대 후반, 퇴직한 律师协会 서기, 센터 고문 격) / 거창린 葛长林(72세, 시계 수리공, 센터 앞 좌판) / 두젠핑 杜建平(44세, 槐荫派出所 社区民警) / 마 아주머니 马婶(油条 노점 주인) / 덩펑즈 邓凤芝(48세, 国棉三厂 여공 대표) / 금 노인 金大爷(71세, 퇴직 시내버스 정비공) / 여공 대표 두 명 女工甲·女工乙 / 젊은 택배기사 快递小哥(24세)</w:t>
       </w:r>
     </w:p>
     <w:p>
@@ -42,7 +42,7 @@
     </w:p>
     <w:p>
       <w:r>
-        <w:t>(早上八点十分。东关街，雨后的石板路还有些潮。三十一号门口的合板门牌下面，新挂了一块写着“明灯法律援助中心”的木头招牌，字是葛长林的。楼梯又窄又陡，从二楼一直排到楼道口，再排到街边，二十几个人，有的拎着菜篮，有的抱着文件袋。马婶的油条摊就在隔壁，油锅噼啪响。苏敏拎着早点从街角拐过来，脚步慢了下来。)</w:t>
+        <w:t>(早上八点十分。东关街，雨后的石板路还有些潮。三十一号门口，新挂的木头招牌上写着“明灯法律援助中心”，字是葛长林的。楼梯又窄又陡，从二楼一直排到楼道口，再排到街边，二十几个人，有的拎着菜篮，有的抱着文件袋。马婶的油条摊就在隔壁，油锅噼啪响。苏敏拎着早点从街角拐过来，脚步慢了下来。)</w:t>
       </w:r>
     </w:p>
     <w:p>
@@ -195,7 +195,7 @@
         <w:t>李雨彤:</w:t>
       </w:r>
       <w:r>
-        <w:t xml:space="preserve"> 苏律师！我给大家发了号码牌，用笔记本撕的，一共二十六个。可是后面还在来，我不知道该怎么办……</w:t>
+        <w:t xml:space="preserve"> 苏老师！我给大家发了号码牌，用笔记本撕的，一共二十六个。可是后面还在来，我不知道该怎么办……</w:t>
       </w:r>
     </w:p>
     <w:p>
@@ -217,7 +217,7 @@
         <w:t>李雨彤:</w:t>
       </w:r>
       <w:r>
-        <w:t xml:space="preserve"> (点头，又回头) 苏律师，我今天能自己接一个吗？前两天我都在旁边记，我想……自己试一次。</w:t>
+        <w:t xml:space="preserve"> (点头，又回头) 苏老师，我今天能自己接一个吗？前两天我都在旁边记，我想……自己试一次。</w:t>
       </w:r>
     </w:p>
     <w:p>
@@ -555,7 +555,7 @@
         <w:t>李雨彤:</w:t>
       </w:r>
       <w:r>
-        <w:t xml:space="preserve"> 然后我让他留电话，他说不用了。(声音发颤) 苏律师，我是不是……做错了？</w:t>
+        <w:t xml:space="preserve"> 然后我让他留电话，他说不用了。(声音发颤) 苏老师，我是不是……做错了？</w:t>
       </w:r>
     </w:p>
     <w:p>
@@ -692,7 +692,7 @@
         <w:t>李雨彤:</w:t>
       </w:r>
       <w:r>
-        <w:t xml:space="preserve"> (眼泪掉在笔记本上) 苏律师，对不起。</w:t>
+        <w:t xml:space="preserve"> (眼泪掉在笔记本上) 苏老师，对不起。</w:t>
       </w:r>
     </w:p>
     <w:p>
@@ -903,7 +903,7 @@
         <w:t>李雨彤:</w:t>
       </w:r>
       <w:r>
-        <w:t xml:space="preserve"> (一边念，一边在笔记本上抄) 听完再问，问完再写……苏律师，如果一个人讲了半个钟头，什么都没讲到点子上呢？</w:t>
+        <w:t xml:space="preserve"> (一边念，一边在笔记本上抄) 听完再问，问完再写……苏老师，如果一个人讲了半个钟头，什么都没讲到点子上呢？</w:t>
       </w:r>
     </w:p>
     <w:p>
@@ -941,7 +941,7 @@
         <w:t>沈知远:</w:t>
       </w:r>
       <w:r>
-        <w:t xml:space="preserve"> 明天，让葛伯伯帮我们重新誊一遍，贴在墙上。</w:t>
+        <w:t xml:space="preserve"> 这几天，让葛伯伯帮我们重新誊一遍，贴在墙上。</w:t>
       </w:r>
     </w:p>
     <w:p>
@@ -963,7 +963,7 @@
         <w:t>梅若兰:</w:t>
       </w:r>
       <w:r>
-        <w:t xml:space="preserve"> (站起来，拢了拢开衫) 对。挨着贴。(走到门口，回头) 小雨，明天一早，去找那位金大爷。别打电话，直接去他家门口。把你的笔记本放在包里，别拿出来，先喝他倒的茶。</w:t>
+        <w:t xml:space="preserve"> (站起来，拢了拢开衫) 对。挨着贴。(走到门口，回头) 小雨，这几天里，去找那位金大爷。别打电话，直接去他家门口。把你的笔记本放在包里，别拿出来，先喝他倒的茶。</w:t>
       </w:r>
     </w:p>
     <w:p>
